--- a/docs/System_Design_Document_SDD.docx
+++ b/docs/System_Design_Document_SDD.docx
@@ -3447,7 +3447,6 @@
                 <w:szCs w:val="22"/>
               </w:rPr>
             </w:pPr>
-            <w:proofErr w:type="spellStart"/>
             <w:r>
               <w:rPr>
                 <w:b w:val="0"/>
@@ -3456,7 +3455,6 @@
               </w:rPr>
               <w:t>AuthenticationService</w:t>
             </w:r>
-            <w:proofErr w:type="spellEnd"/>
           </w:p>
         </w:tc>
         <w:tc>
@@ -3502,7 +3500,6 @@
                 <w:lang w:bidi="ar-JO"/>
               </w:rPr>
             </w:pPr>
-            <w:proofErr w:type="spellStart"/>
             <w:r>
               <w:rPr>
                 <w:b w:val="0"/>
@@ -3512,7 +3509,6 @@
               </w:rPr>
               <w:t>UserService</w:t>
             </w:r>
-            <w:proofErr w:type="spellEnd"/>
           </w:p>
         </w:tc>
         <w:tc>
@@ -3557,7 +3553,6 @@
                 <w:szCs w:val="22"/>
               </w:rPr>
             </w:pPr>
-            <w:proofErr w:type="spellStart"/>
             <w:r>
               <w:rPr>
                 <w:b w:val="0"/>
@@ -3566,7 +3561,6 @@
               </w:rPr>
               <w:t>PersonService</w:t>
             </w:r>
-            <w:proofErr w:type="spellEnd"/>
           </w:p>
         </w:tc>
         <w:tc>
@@ -3610,7 +3604,6 @@
                 <w:szCs w:val="22"/>
               </w:rPr>
             </w:pPr>
-            <w:proofErr w:type="spellStart"/>
             <w:r>
               <w:rPr>
                 <w:b w:val="0"/>
@@ -3619,7 +3612,6 @@
               </w:rPr>
               <w:t>DriverService</w:t>
             </w:r>
-            <w:proofErr w:type="spellEnd"/>
           </w:p>
         </w:tc>
         <w:tc>
@@ -3664,7 +3656,6 @@
                 <w:szCs w:val="22"/>
               </w:rPr>
             </w:pPr>
-            <w:proofErr w:type="spellStart"/>
             <w:r>
               <w:rPr>
                 <w:b w:val="0"/>
@@ -3673,7 +3664,6 @@
               </w:rPr>
               <w:t>ApplicationService</w:t>
             </w:r>
-            <w:proofErr w:type="spellEnd"/>
           </w:p>
         </w:tc>
         <w:tc>
@@ -3717,7 +3707,6 @@
                 <w:szCs w:val="22"/>
               </w:rPr>
             </w:pPr>
-            <w:proofErr w:type="spellStart"/>
             <w:r>
               <w:rPr>
                 <w:b w:val="0"/>
@@ -3726,7 +3715,6 @@
               </w:rPr>
               <w:t>LicenseService</w:t>
             </w:r>
-            <w:proofErr w:type="spellEnd"/>
           </w:p>
         </w:tc>
         <w:tc>
@@ -3771,7 +3759,6 @@
                 <w:szCs w:val="22"/>
               </w:rPr>
             </w:pPr>
-            <w:proofErr w:type="spellStart"/>
             <w:r>
               <w:rPr>
                 <w:b w:val="0"/>
@@ -3780,7 +3767,6 @@
               </w:rPr>
               <w:t>TestService</w:t>
             </w:r>
-            <w:proofErr w:type="spellEnd"/>
           </w:p>
         </w:tc>
         <w:tc>
@@ -3824,7 +3810,6 @@
                 <w:szCs w:val="22"/>
               </w:rPr>
             </w:pPr>
-            <w:proofErr w:type="spellStart"/>
             <w:r>
               <w:rPr>
                 <w:b w:val="0"/>
@@ -3833,7 +3818,6 @@
               </w:rPr>
               <w:t>LicenseClassService</w:t>
             </w:r>
-            <w:proofErr w:type="spellEnd"/>
           </w:p>
         </w:tc>
         <w:tc>
@@ -3878,7 +3862,6 @@
                 <w:szCs w:val="22"/>
               </w:rPr>
             </w:pPr>
-            <w:proofErr w:type="spellStart"/>
             <w:r>
               <w:rPr>
                 <w:b w:val="0"/>
@@ -3887,7 +3870,6 @@
               </w:rPr>
               <w:t>TestTypeService</w:t>
             </w:r>
-            <w:proofErr w:type="spellEnd"/>
           </w:p>
         </w:tc>
         <w:tc>
@@ -3931,7 +3913,6 @@
                 <w:szCs w:val="22"/>
               </w:rPr>
             </w:pPr>
-            <w:proofErr w:type="spellStart"/>
             <w:r>
               <w:rPr>
                 <w:b w:val="0"/>
@@ -3940,7 +3921,6 @@
               </w:rPr>
               <w:t>DetentionService</w:t>
             </w:r>
-            <w:proofErr w:type="spellEnd"/>
           </w:p>
         </w:tc>
         <w:tc>
@@ -3985,7 +3965,6 @@
                 <w:szCs w:val="22"/>
               </w:rPr>
             </w:pPr>
-            <w:proofErr w:type="spellStart"/>
             <w:r>
               <w:rPr>
                 <w:b w:val="0"/>
@@ -3994,7 +3973,6 @@
               </w:rPr>
               <w:t>InternationalLicenseService</w:t>
             </w:r>
-            <w:proofErr w:type="spellEnd"/>
           </w:p>
         </w:tc>
         <w:tc>
@@ -4038,7 +4016,6 @@
                 <w:szCs w:val="22"/>
               </w:rPr>
             </w:pPr>
-            <w:proofErr w:type="spellStart"/>
             <w:r>
               <w:rPr>
                 <w:b w:val="0"/>
@@ -4047,7 +4024,6 @@
               </w:rPr>
               <w:t>AuditService</w:t>
             </w:r>
-            <w:proofErr w:type="spellEnd"/>
           </w:p>
         </w:tc>
         <w:tc>
@@ -4092,7 +4068,6 @@
                 <w:szCs w:val="22"/>
               </w:rPr>
             </w:pPr>
-            <w:proofErr w:type="spellStart"/>
             <w:r>
               <w:rPr>
                 <w:b w:val="0"/>
@@ -4101,7 +4076,6 @@
               </w:rPr>
               <w:t>CountryService</w:t>
             </w:r>
-            <w:proofErr w:type="spellEnd"/>
           </w:p>
         </w:tc>
         <w:tc>
@@ -4145,7 +4119,6 @@
                 <w:szCs w:val="22"/>
               </w:rPr>
             </w:pPr>
-            <w:proofErr w:type="spellStart"/>
             <w:r>
               <w:rPr>
                 <w:b w:val="0"/>
@@ -4154,7 +4127,6 @@
               </w:rPr>
               <w:t>ApplicationTypeService</w:t>
             </w:r>
-            <w:proofErr w:type="spellEnd"/>
           </w:p>
         </w:tc>
         <w:tc>
@@ -4497,21 +4469,12 @@
                 <w:bCs/>
               </w:rPr>
             </w:pPr>
-            <w:proofErr w:type="spellStart"/>
             <w:r>
               <w:rPr>
                 <w:b/>
                 <w:bCs/>
               </w:rPr>
-              <w:t>Liskov</w:t>
-            </w:r>
-            <w:proofErr w:type="spellEnd"/>
-            <w:r>
-              <w:rPr>
-                <w:b/>
-                <w:bCs/>
-              </w:rPr>
-              <w:t xml:space="preserve"> Substitution Principle (LSP)</w:t>
+              <w:t>Liskov Substitution Principle (LSP)</w:t>
             </w:r>
           </w:p>
         </w:tc>
@@ -7248,10 +7211,10 @@
           <w:noProof/>
         </w:rPr>
         <w:drawing>
-          <wp:inline distT="0" distB="0" distL="0" distR="0" wp14:anchorId="6CF59C19" wp14:editId="25725688">
-            <wp:extent cx="5943600" cy="5461000"/>
-            <wp:effectExtent l="0" t="0" r="0" b="6350"/>
-            <wp:docPr id="21" name="Picture 21"/>
+          <wp:inline distT="0" distB="0" distL="0" distR="0" wp14:anchorId="4F1114BA" wp14:editId="0229626A">
+            <wp:extent cx="5943600" cy="5165725"/>
+            <wp:effectExtent l="0" t="0" r="0" b="0"/>
+            <wp:docPr id="26" name="Picture 26"/>
             <wp:cNvGraphicFramePr>
               <a:graphicFrameLocks xmlns:a="http://schemas.openxmlformats.org/drawingml/2006/main" noChangeAspect="1"/>
             </wp:cNvGraphicFramePr>
@@ -7259,7 +7222,7 @@
               <a:graphicData uri="http://schemas.openxmlformats.org/drawingml/2006/picture">
                 <pic:pic xmlns:pic="http://schemas.openxmlformats.org/drawingml/2006/picture">
                   <pic:nvPicPr>
-                    <pic:cNvPr id="0" name="Picture 31"/>
+                    <pic:cNvPr id="0" name="Picture 6"/>
                     <pic:cNvPicPr>
                       <a:picLocks noChangeAspect="1" noChangeArrowheads="1"/>
                     </pic:cNvPicPr>
@@ -7280,7 +7243,7 @@
                   <pic:spPr bwMode="auto">
                     <a:xfrm>
                       <a:off x="0" y="0"/>
-                      <a:ext cx="5943600" cy="5461000"/>
+                      <a:ext cx="5943600" cy="5165725"/>
                     </a:xfrm>
                     <a:prstGeom prst="rect">
                       <a:avLst/>
@@ -7338,6 +7301,7 @@
         </w:rPr>
       </w:pPr>
       <w:r>
+        <w:lastRenderedPageBreak/>
         <w:t>3.4 Sequence Diagrams</w:t>
       </w:r>
     </w:p>
@@ -9269,21 +9233,7 @@
               <w:rPr>
                 <w:szCs w:val="22"/>
               </w:rPr>
-              <w:t>/</w:t>
-            </w:r>
-            <w:proofErr w:type="spellStart"/>
-            <w:r>
-              <w:rPr>
-                <w:szCs w:val="22"/>
-              </w:rPr>
-              <w:t>api</w:t>
-            </w:r>
-            <w:proofErr w:type="spellEnd"/>
-            <w:r>
-              <w:rPr>
-                <w:szCs w:val="22"/>
-              </w:rPr>
-              <w:t>/auth/login</w:t>
+              <w:t>/api/auth/login</w:t>
             </w:r>
           </w:p>
         </w:tc>
@@ -9355,37 +9305,7 @@
               <w:rPr>
                 <w:szCs w:val="22"/>
               </w:rPr>
-              <w:t>/</w:t>
-            </w:r>
-            <w:proofErr w:type="spellStart"/>
-            <w:proofErr w:type="gramStart"/>
-            <w:r>
-              <w:rPr>
-                <w:szCs w:val="22"/>
-              </w:rPr>
-              <w:t>api</w:t>
-            </w:r>
-            <w:proofErr w:type="spellEnd"/>
-            <w:proofErr w:type="gramEnd"/>
-            <w:r>
-              <w:rPr>
-                <w:szCs w:val="22"/>
-              </w:rPr>
-              <w:t>/persons/{</w:t>
-            </w:r>
-            <w:proofErr w:type="spellStart"/>
-            <w:r>
-              <w:rPr>
-                <w:szCs w:val="22"/>
-              </w:rPr>
-              <w:t>nationalNumber</w:t>
-            </w:r>
-            <w:proofErr w:type="spellEnd"/>
-            <w:r>
-              <w:rPr>
-                <w:szCs w:val="22"/>
-              </w:rPr>
-              <w:t>}</w:t>
+              <w:t>/api/persons/{nationalNumber}</w:t>
             </w:r>
           </w:p>
         </w:tc>
@@ -9458,21 +9378,7 @@
               <w:rPr>
                 <w:szCs w:val="22"/>
               </w:rPr>
-              <w:t>/</w:t>
-            </w:r>
-            <w:proofErr w:type="spellStart"/>
-            <w:r>
-              <w:rPr>
-                <w:szCs w:val="22"/>
-              </w:rPr>
-              <w:t>api</w:t>
-            </w:r>
-            <w:proofErr w:type="spellEnd"/>
-            <w:r>
-              <w:rPr>
-                <w:szCs w:val="22"/>
-              </w:rPr>
-              <w:t>/persons</w:t>
+              <w:t>/api/persons</w:t>
             </w:r>
           </w:p>
         </w:tc>
@@ -9544,37 +9450,7 @@
               <w:rPr>
                 <w:szCs w:val="22"/>
               </w:rPr>
-              <w:t>/</w:t>
-            </w:r>
-            <w:proofErr w:type="spellStart"/>
-            <w:proofErr w:type="gramStart"/>
-            <w:r>
-              <w:rPr>
-                <w:szCs w:val="22"/>
-              </w:rPr>
-              <w:t>api</w:t>
-            </w:r>
-            <w:proofErr w:type="spellEnd"/>
-            <w:proofErr w:type="gramEnd"/>
-            <w:r>
-              <w:rPr>
-                <w:szCs w:val="22"/>
-              </w:rPr>
-              <w:t>/persons/{</w:t>
-            </w:r>
-            <w:proofErr w:type="spellStart"/>
-            <w:r>
-              <w:rPr>
-                <w:szCs w:val="22"/>
-              </w:rPr>
-              <w:t>personId</w:t>
-            </w:r>
-            <w:proofErr w:type="spellEnd"/>
-            <w:r>
-              <w:rPr>
-                <w:szCs w:val="22"/>
-              </w:rPr>
-              <w:t>}</w:t>
+              <w:t>/api/persons/{personId}</w:t>
             </w:r>
           </w:p>
         </w:tc>
@@ -9647,37 +9523,7 @@
               <w:rPr>
                 <w:szCs w:val="22"/>
               </w:rPr>
-              <w:t>/</w:t>
-            </w:r>
-            <w:proofErr w:type="spellStart"/>
-            <w:proofErr w:type="gramStart"/>
-            <w:r>
-              <w:rPr>
-                <w:szCs w:val="22"/>
-              </w:rPr>
-              <w:t>api</w:t>
-            </w:r>
-            <w:proofErr w:type="spellEnd"/>
-            <w:proofErr w:type="gramEnd"/>
-            <w:r>
-              <w:rPr>
-                <w:szCs w:val="22"/>
-              </w:rPr>
-              <w:t>/drivers/{</w:t>
-            </w:r>
-            <w:proofErr w:type="spellStart"/>
-            <w:r>
-              <w:rPr>
-                <w:szCs w:val="22"/>
-              </w:rPr>
-              <w:t>driverId</w:t>
-            </w:r>
-            <w:proofErr w:type="spellEnd"/>
-            <w:r>
-              <w:rPr>
-                <w:szCs w:val="22"/>
-              </w:rPr>
-              <w:t>}</w:t>
+              <w:t>/api/drivers/{driverId}</w:t>
             </w:r>
           </w:p>
         </w:tc>
@@ -9749,37 +9595,7 @@
               <w:rPr>
                 <w:szCs w:val="22"/>
               </w:rPr>
-              <w:t>/</w:t>
-            </w:r>
-            <w:proofErr w:type="spellStart"/>
-            <w:proofErr w:type="gramStart"/>
-            <w:r>
-              <w:rPr>
-                <w:szCs w:val="22"/>
-              </w:rPr>
-              <w:t>api</w:t>
-            </w:r>
-            <w:proofErr w:type="spellEnd"/>
-            <w:proofErr w:type="gramEnd"/>
-            <w:r>
-              <w:rPr>
-                <w:szCs w:val="22"/>
-              </w:rPr>
-              <w:t>/applications/{</w:t>
-            </w:r>
-            <w:proofErr w:type="spellStart"/>
-            <w:r>
-              <w:rPr>
-                <w:szCs w:val="22"/>
-              </w:rPr>
-              <w:t>applicationId</w:t>
-            </w:r>
-            <w:proofErr w:type="spellEnd"/>
-            <w:r>
-              <w:rPr>
-                <w:szCs w:val="22"/>
-              </w:rPr>
-              <w:t>}</w:t>
+              <w:t>/api/applications/{applicationId}</w:t>
             </w:r>
           </w:p>
         </w:tc>
@@ -9852,21 +9668,7 @@
               <w:rPr>
                 <w:szCs w:val="22"/>
               </w:rPr>
-              <w:t>/</w:t>
-            </w:r>
-            <w:proofErr w:type="spellStart"/>
-            <w:r>
-              <w:rPr>
-                <w:szCs w:val="22"/>
-              </w:rPr>
-              <w:t>api</w:t>
-            </w:r>
-            <w:proofErr w:type="spellEnd"/>
-            <w:r>
-              <w:rPr>
-                <w:szCs w:val="22"/>
-              </w:rPr>
-              <w:t>/applications</w:t>
+              <w:t>/api/applications</w:t>
             </w:r>
           </w:p>
         </w:tc>
@@ -9938,37 +9740,7 @@
               <w:rPr>
                 <w:szCs w:val="22"/>
               </w:rPr>
-              <w:t>/</w:t>
-            </w:r>
-            <w:proofErr w:type="spellStart"/>
-            <w:proofErr w:type="gramStart"/>
-            <w:r>
-              <w:rPr>
-                <w:szCs w:val="22"/>
-              </w:rPr>
-              <w:t>api</w:t>
-            </w:r>
-            <w:proofErr w:type="spellEnd"/>
-            <w:proofErr w:type="gramEnd"/>
-            <w:r>
-              <w:rPr>
-                <w:szCs w:val="22"/>
-              </w:rPr>
-              <w:t>/applications/{</w:t>
-            </w:r>
-            <w:proofErr w:type="spellStart"/>
-            <w:r>
-              <w:rPr>
-                <w:szCs w:val="22"/>
-              </w:rPr>
-              <w:t>applicationId</w:t>
-            </w:r>
-            <w:proofErr w:type="spellEnd"/>
-            <w:r>
-              <w:rPr>
-                <w:szCs w:val="22"/>
-              </w:rPr>
-              <w:t>}</w:t>
+              <w:t>/api/applications/{applicationId}</w:t>
             </w:r>
           </w:p>
         </w:tc>
@@ -10041,37 +9813,7 @@
               <w:rPr>
                 <w:szCs w:val="22"/>
               </w:rPr>
-              <w:t>/</w:t>
-            </w:r>
-            <w:proofErr w:type="spellStart"/>
-            <w:proofErr w:type="gramStart"/>
-            <w:r>
-              <w:rPr>
-                <w:szCs w:val="22"/>
-              </w:rPr>
-              <w:t>api</w:t>
-            </w:r>
-            <w:proofErr w:type="spellEnd"/>
-            <w:proofErr w:type="gramEnd"/>
-            <w:r>
-              <w:rPr>
-                <w:szCs w:val="22"/>
-              </w:rPr>
-              <w:t>/licenses/{</w:t>
-            </w:r>
-            <w:proofErr w:type="spellStart"/>
-            <w:r>
-              <w:rPr>
-                <w:szCs w:val="22"/>
-              </w:rPr>
-              <w:t>licenseNumber</w:t>
-            </w:r>
-            <w:proofErr w:type="spellEnd"/>
-            <w:r>
-              <w:rPr>
-                <w:szCs w:val="22"/>
-              </w:rPr>
-              <w:t>}</w:t>
+              <w:t>/api/licenses/{licenseNumber}</w:t>
             </w:r>
           </w:p>
         </w:tc>
@@ -10143,21 +9885,7 @@
               <w:rPr>
                 <w:szCs w:val="22"/>
               </w:rPr>
-              <w:t>/</w:t>
-            </w:r>
-            <w:proofErr w:type="spellStart"/>
-            <w:r>
-              <w:rPr>
-                <w:szCs w:val="22"/>
-              </w:rPr>
-              <w:t>api</w:t>
-            </w:r>
-            <w:proofErr w:type="spellEnd"/>
-            <w:r>
-              <w:rPr>
-                <w:szCs w:val="22"/>
-              </w:rPr>
-              <w:t>/licenses/issue</w:t>
+              <w:t>/api/licenses/issue</w:t>
             </w:r>
           </w:p>
         </w:tc>
@@ -10230,21 +9958,7 @@
               <w:rPr>
                 <w:szCs w:val="22"/>
               </w:rPr>
-              <w:t>/</w:t>
-            </w:r>
-            <w:proofErr w:type="spellStart"/>
-            <w:r>
-              <w:rPr>
-                <w:szCs w:val="22"/>
-              </w:rPr>
-              <w:t>api</w:t>
-            </w:r>
-            <w:proofErr w:type="spellEnd"/>
-            <w:r>
-              <w:rPr>
-                <w:szCs w:val="22"/>
-              </w:rPr>
-              <w:t>/licenses/renew</w:t>
+              <w:t>/api/licenses/renew</w:t>
             </w:r>
           </w:p>
         </w:tc>
@@ -10316,21 +10030,7 @@
               <w:rPr>
                 <w:szCs w:val="22"/>
               </w:rPr>
-              <w:t>/</w:t>
-            </w:r>
-            <w:proofErr w:type="spellStart"/>
-            <w:r>
-              <w:rPr>
-                <w:szCs w:val="22"/>
-              </w:rPr>
-              <w:t>api</w:t>
-            </w:r>
-            <w:proofErr w:type="spellEnd"/>
-            <w:r>
-              <w:rPr>
-                <w:szCs w:val="22"/>
-              </w:rPr>
-              <w:t>/licenses/replace-lost</w:t>
+              <w:t>/api/licenses/replace-lost</w:t>
             </w:r>
           </w:p>
         </w:tc>
@@ -10403,21 +10103,7 @@
               <w:rPr>
                 <w:szCs w:val="22"/>
               </w:rPr>
-              <w:t>/</w:t>
-            </w:r>
-            <w:proofErr w:type="spellStart"/>
-            <w:r>
-              <w:rPr>
-                <w:szCs w:val="22"/>
-              </w:rPr>
-              <w:t>api</w:t>
-            </w:r>
-            <w:proofErr w:type="spellEnd"/>
-            <w:r>
-              <w:rPr>
-                <w:szCs w:val="22"/>
-              </w:rPr>
-              <w:t>/licenses/replace-damaged</w:t>
+              <w:t>/api/licenses/replace-damaged</w:t>
             </w:r>
           </w:p>
         </w:tc>
@@ -10489,21 +10175,7 @@
               <w:rPr>
                 <w:szCs w:val="22"/>
               </w:rPr>
-              <w:t>/</w:t>
-            </w:r>
-            <w:proofErr w:type="spellStart"/>
-            <w:r>
-              <w:rPr>
-                <w:szCs w:val="22"/>
-              </w:rPr>
-              <w:t>api</w:t>
-            </w:r>
-            <w:proofErr w:type="spellEnd"/>
-            <w:r>
-              <w:rPr>
-                <w:szCs w:val="22"/>
-              </w:rPr>
-              <w:t>/licenses/detain</w:t>
+              <w:t>/api/licenses/detain</w:t>
             </w:r>
           </w:p>
         </w:tc>
@@ -10576,21 +10248,7 @@
               <w:rPr>
                 <w:szCs w:val="22"/>
               </w:rPr>
-              <w:t>/</w:t>
-            </w:r>
-            <w:proofErr w:type="spellStart"/>
-            <w:r>
-              <w:rPr>
-                <w:szCs w:val="22"/>
-              </w:rPr>
-              <w:t>api</w:t>
-            </w:r>
-            <w:proofErr w:type="spellEnd"/>
-            <w:r>
-              <w:rPr>
-                <w:szCs w:val="22"/>
-              </w:rPr>
-              <w:t>/licenses/release</w:t>
+              <w:t>/api/licenses/release</w:t>
             </w:r>
           </w:p>
         </w:tc>
@@ -10662,21 +10320,7 @@
               <w:rPr>
                 <w:szCs w:val="22"/>
               </w:rPr>
-              <w:t>/</w:t>
-            </w:r>
-            <w:proofErr w:type="spellStart"/>
-            <w:r>
-              <w:rPr>
-                <w:szCs w:val="22"/>
-              </w:rPr>
-              <w:t>api</w:t>
-            </w:r>
-            <w:proofErr w:type="spellEnd"/>
-            <w:r>
-              <w:rPr>
-                <w:szCs w:val="22"/>
-              </w:rPr>
-              <w:t>/international-licenses</w:t>
+              <w:t>/api/international-licenses</w:t>
             </w:r>
           </w:p>
         </w:tc>
@@ -10749,21 +10393,7 @@
               <w:rPr>
                 <w:szCs w:val="22"/>
               </w:rPr>
-              <w:t>/</w:t>
-            </w:r>
-            <w:proofErr w:type="spellStart"/>
-            <w:r>
-              <w:rPr>
-                <w:szCs w:val="22"/>
-              </w:rPr>
-              <w:t>api</w:t>
-            </w:r>
-            <w:proofErr w:type="spellEnd"/>
-            <w:r>
-              <w:rPr>
-                <w:szCs w:val="22"/>
-              </w:rPr>
-              <w:t>/tests/appointments</w:t>
+              <w:t>/api/tests/appointments</w:t>
             </w:r>
           </w:p>
         </w:tc>
@@ -10835,35 +10465,7 @@
               <w:rPr>
                 <w:szCs w:val="22"/>
               </w:rPr>
-              <w:t>/</w:t>
-            </w:r>
-            <w:proofErr w:type="spellStart"/>
-            <w:r>
-              <w:rPr>
-                <w:szCs w:val="22"/>
-              </w:rPr>
-              <w:t>api</w:t>
-            </w:r>
-            <w:proofErr w:type="spellEnd"/>
-            <w:r>
-              <w:rPr>
-                <w:szCs w:val="22"/>
-              </w:rPr>
-              <w:t>/tests/results/{</w:t>
-            </w:r>
-            <w:proofErr w:type="spellStart"/>
-            <w:r>
-              <w:rPr>
-                <w:szCs w:val="22"/>
-              </w:rPr>
-              <w:t>testId</w:t>
-            </w:r>
-            <w:proofErr w:type="spellEnd"/>
-            <w:r>
-              <w:rPr>
-                <w:szCs w:val="22"/>
-              </w:rPr>
-              <w:t>}</w:t>
+              <w:t>/api/tests/results/{testId}</w:t>
             </w:r>
           </w:p>
         </w:tc>
@@ -10936,21 +10538,7 @@
               <w:rPr>
                 <w:szCs w:val="22"/>
               </w:rPr>
-              <w:t>/</w:t>
-            </w:r>
-            <w:proofErr w:type="spellStart"/>
-            <w:r>
-              <w:rPr>
-                <w:szCs w:val="22"/>
-              </w:rPr>
-              <w:t>api</w:t>
-            </w:r>
-            <w:proofErr w:type="spellEnd"/>
-            <w:r>
-              <w:rPr>
-                <w:szCs w:val="22"/>
-              </w:rPr>
-              <w:t>/reports/audit-logs</w:t>
+              <w:t>/api/reports/audit-logs</w:t>
             </w:r>
           </w:p>
         </w:tc>
